--- a/03_Outputs/final scripts/ar/Module 4/4.0.0-ar.docx
+++ b/03_Outputs/final scripts/ar/Module 4/4.0.0-ar.docx
@@ -14,7 +14,7 @@
     </w:p>
     <w:p>
       <w:r>
-        <w:t>تزودك هذه الوحدة بالمعرفة والأدوات لفهم وتشكيل المشهد المالي وراء ذلك الانتقال. ستستكشف كيف تعيد تدفقات الاستثمار العالمية، ديناميات السوق، واتجاهات التكنولوجيا تشكيل التمويل المستدام للطاقة—ولماذا تعتبر الجدارة الائتمانية، اليقين التنظيمي، وسلاسل التوريد المتنوعة عوامل رئيسية للنجاح. ستفحص كيف تضع إجراءات القطاع العام الأساس من خلال الاستثمارات الاستراتيجية، إصلاح الدعم، إدارة المخاطر، والسياسات التمكينية التي تجذب رأس المال الخاص وتحمي الفئات الضعيفة.</w:t>
+        <w:t>تزودك هذه الوحدة بالمعرفة والأدوات لفهم وتشكيل المشهد المالي وراء ذلك الانتقال. ستستكشف كيف تعيد تدفقات الاستثمار العالمية، ديناميات السوق، واتجاهات التكنولوجيا تشكيل التمويل المستدام للطاقة—ولماذا تعتبر الجدارة الائتمانية، اليقين التنظيمي، وسلاسل التوريد المتنوعة أساسية للنجاح. ستفحص كيف يضع العمل القطاع العام الأساس من خلال الاستثمارات الاستراتيجية، إصلاح الدعم، إدارة المخاطر، والسياسات التمكينية التي تجذب رأس المال الخاص وتحمي الفئات الضعيفة.</w:t>
       </w:r>
     </w:p>
     <w:p>

--- a/03_Outputs/final scripts/ar/Module 4/4.0.0-ar.docx
+++ b/03_Outputs/final scripts/ar/Module 4/4.0.0-ar.docx
@@ -14,7 +14,7 @@
     </w:p>
     <w:p>
       <w:r>
-        <w:t>تزودك هذه الوحدة بالمعرفة والأدوات لفهم وتشكيل المشهد المالي وراء ذلك الانتقال. ستستكشف كيف تعيد تدفقات الاستثمار العالمية، ديناميات السوق، واتجاهات التكنولوجيا تشكيل التمويل المستدام للطاقة—ولماذا تعتبر الجدارة الائتمانية، اليقين التنظيمي، وسلاسل التوريد المتنوعة أساسية للنجاح. ستفحص كيف يضع العمل القطاع العام الأساس من خلال الاستثمارات الاستراتيجية، إصلاح الدعم، إدارة المخاطر، والسياسات التمكينية التي تجذب رأس المال الخاص وتحمي الفئات الضعيفة.</w:t>
+        <w:t>تزودك هذه الوحدة بالمعرفة والأدوات لفهم وتشكيل المشهد المالي وراء ذلك الانتقال. ستستكشف كيف تعيد تدفقات الاستثمار العالمية، ديناميات السوق، واتجاهات التكنولوجيا تشكيل التمويل المستدام للطاقة—ولماذا تعتبر الجدارة الائتمانية، اليقين التنظيمي، وسلاسل التوريد المتنوعة عوامل رئيسية للنجاح. ستفحص كيف تضع الإجراءات القطاع العام الأساس من خلال الاستثمارات الاستراتيجية، إصلاح الدعم، إدارة المخاطر، والسياسات التمكينية التي تجذب رأس المال الخاص وتحمي الفئات الضعيفة.</w:t>
       </w:r>
     </w:p>
     <w:p>
@@ -24,7 +24,7 @@
     </w:p>
     <w:p>
       <w:r>
-        <w:t>معًا، توفر هذه العناصر رؤية شاملة لكيفية تفاعل السياسات، التمويل العام، الاستثمار الخاص، والابتكار لدفع حلول الطاقة المستدامة على نطاق واسع. بنهاية المطاف، ستكون قادرًا على تحليل الاتجاهات العالمية، تقييم آليات التمويل، وتصميم استراتيجيات تحفز الموارد لمستقبل طاقة منخفضة الكربون وعادل.</w:t>
+        <w:t>معًا، توفر هذه العناصر رؤية شاملة لكيفية تفاعل السياسات، التمويل العام، الاستثمار الخاص، والابتكار لدفع حلول الطاقة المستدامة على نطاق واسع. بحلول النهاية، ستكون قادرًا على تحليل الاتجاهات العالمية، تقييم آليات التمويل، وتصميم استراتيجيات تحفز الموارد لمستقبل طاقة منخفضة الكربون وعادل.</w:t>
       </w:r>
     </w:p>
     <w:p>
